--- a/docs/экология_2025/Аныктама_кыргызча.docx
+++ b/docs/экология_2025/Аныктама_кыргызча.docx
@@ -49,8 +49,184 @@
       </w:r>
     </w:p>
     <w:p>
+      <w:proofErr w:type="spellStart"/>
       <w:r>
-        <w:t>ОсОО «АйБиКон» филиалы КРде 2025-жылдын 1-январынан 31-декабрына чейинки мезгил үчүн айлана-чөйрөнү коргоо боюнча баштапкы маалыматтарды берет:</w:t>
+        <w:rPr>
+          <w:lang w:val="ru-RU"/>
+        </w:rPr>
+        <w:t>КРдеги</w:t>
+      </w:r>
+      <w:proofErr w:type="spellEnd"/>
+      <w:r>
+        <w:t xml:space="preserve"> </w:t>
+      </w:r>
+      <w:r>
+        <w:rPr>
+          <w:lang w:val="ru-RU"/>
+        </w:rPr>
+        <w:t>ОсОО</w:t>
+      </w:r>
+      <w:r>
+        <w:t xml:space="preserve"> «</w:t>
+      </w:r>
+      <w:r>
+        <w:rPr>
+          <w:lang w:val="ru-RU"/>
+        </w:rPr>
+        <w:t>АйБиКон</w:t>
+      </w:r>
+      <w:r>
+        <w:t xml:space="preserve">» </w:t>
+      </w:r>
+      <w:r>
+        <w:rPr>
+          <w:lang w:val="ru-RU"/>
+        </w:rPr>
+        <w:t>филиалы</w:t>
+      </w:r>
+      <w:r>
+        <w:t xml:space="preserve"> 2026-</w:t>
+      </w:r>
+      <w:proofErr w:type="spellStart"/>
+      <w:r>
+        <w:rPr>
+          <w:lang w:val="ru-RU"/>
+        </w:rPr>
+        <w:t>жылдын</w:t>
+      </w:r>
+      <w:proofErr w:type="spellEnd"/>
+      <w:r>
+        <w:t xml:space="preserve"> 19-</w:t>
+      </w:r>
+      <w:proofErr w:type="spellStart"/>
+      <w:r>
+        <w:rPr>
+          <w:lang w:val="ru-RU"/>
+        </w:rPr>
+        <w:t>мартынан</w:t>
+      </w:r>
+      <w:proofErr w:type="spellEnd"/>
+      <w:r>
+        <w:t xml:space="preserve"> 31-</w:t>
+      </w:r>
+      <w:proofErr w:type="spellStart"/>
+      <w:r>
+        <w:rPr>
+          <w:lang w:val="ru-RU"/>
+        </w:rPr>
+        <w:t>июлуна</w:t>
+      </w:r>
+      <w:proofErr w:type="spellEnd"/>
+      <w:r>
+        <w:t xml:space="preserve"> </w:t>
+      </w:r>
+      <w:proofErr w:type="spellStart"/>
+      <w:r>
+        <w:rPr>
+          <w:lang w:val="ru-RU"/>
+        </w:rPr>
+        <w:t>чейинки</w:t>
+      </w:r>
+      <w:proofErr w:type="spellEnd"/>
+      <w:r>
+        <w:t xml:space="preserve"> </w:t>
+      </w:r>
+      <w:proofErr w:type="spellStart"/>
+      <w:r>
+        <w:rPr>
+          <w:lang w:val="ru-RU"/>
+        </w:rPr>
+        <w:t>мезгил</w:t>
+      </w:r>
+      <w:proofErr w:type="spellEnd"/>
+      <w:r>
+        <w:t xml:space="preserve"> </w:t>
+      </w:r>
+      <w:proofErr w:type="spellStart"/>
+      <w:r>
+        <w:rPr>
+          <w:lang w:val="ru-RU"/>
+        </w:rPr>
+        <w:t>үчүн</w:t>
+      </w:r>
+      <w:proofErr w:type="spellEnd"/>
+      <w:r>
+        <w:t xml:space="preserve"> </w:t>
+      </w:r>
+      <w:proofErr w:type="spellStart"/>
+      <w:r>
+        <w:rPr>
+          <w:lang w:val="ru-RU"/>
+        </w:rPr>
+        <w:t>айлана</w:t>
+      </w:r>
+      <w:proofErr w:type="spellEnd"/>
+      <w:r>
+        <w:t>-</w:t>
+      </w:r>
+      <w:proofErr w:type="spellStart"/>
+      <w:r>
+        <w:rPr>
+          <w:lang w:val="ru-RU"/>
+        </w:rPr>
+        <w:t>чөйрөнү</w:t>
+      </w:r>
+      <w:proofErr w:type="spellEnd"/>
+      <w:r>
+        <w:t xml:space="preserve"> </w:t>
+      </w:r>
+      <w:proofErr w:type="spellStart"/>
+      <w:r>
+        <w:rPr>
+          <w:lang w:val="ru-RU"/>
+        </w:rPr>
+        <w:t>коргоо</w:t>
+      </w:r>
+      <w:proofErr w:type="spellEnd"/>
+      <w:r>
+        <w:t xml:space="preserve"> </w:t>
+      </w:r>
+      <w:proofErr w:type="spellStart"/>
+      <w:r>
+        <w:rPr>
+          <w:lang w:val="ru-RU"/>
+        </w:rPr>
+        <w:t>боюнча</w:t>
+      </w:r>
+      <w:proofErr w:type="spellEnd"/>
+      <w:r>
+        <w:t xml:space="preserve"> </w:t>
+      </w:r>
+      <w:proofErr w:type="spellStart"/>
+      <w:r>
+        <w:rPr>
+          <w:lang w:val="ru-RU"/>
+        </w:rPr>
+        <w:t>баштапкы</w:t>
+      </w:r>
+      <w:proofErr w:type="spellEnd"/>
+      <w:r>
+        <w:t xml:space="preserve"> </w:t>
+      </w:r>
+      <w:proofErr w:type="spellStart"/>
+      <w:r>
+        <w:rPr>
+          <w:lang w:val="ru-RU"/>
+        </w:rPr>
+        <w:t>маалыматтарды</w:t>
+      </w:r>
+      <w:proofErr w:type="spellEnd"/>
+      <w:r>
+        <w:t xml:space="preserve"> </w:t>
+      </w:r>
+      <w:r>
+        <w:rPr>
+          <w:lang w:val="ru-RU"/>
+        </w:rPr>
+        <w:t>берет</w:t>
+      </w:r>
+      <w:r>
+        <w:t>:</w:t>
       </w:r>
     </w:p>
     <w:tbl>
@@ -104,14 +280,7 @@
                 <w:b/>
                 <w:sz w:val="18"/>
               </w:rPr>
-              <w:t>Өлчөм</w:t>
-            </w:r>
-            <w:r>
-              <w:rPr>
-                <w:b/>
-                <w:sz w:val="18"/>
-              </w:rPr>
-              <w:t xml:space="preserve"> бирдиги</w:t>
+              <w:t>Өлчөм бирдиги</w:t>
             </w:r>
           </w:p>
         </w:tc>
@@ -801,13 +970,7 @@
               <w:rPr>
                 <w:sz w:val="16"/>
               </w:rPr>
-              <w:t>Өндүрүштүк</w:t>
-            </w:r>
-            <w:r>
-              <w:rPr>
-                <w:sz w:val="16"/>
-              </w:rPr>
-              <w:t xml:space="preserve"> калдыктар</w:t>
+              <w:t>Өндүрүштүк калдыктар</w:t>
             </w:r>
           </w:p>
         </w:tc>
@@ -2047,7 +2210,6 @@
   <w:style w:type="character" w:default="1" w:styleId="a2">
     <w:name w:val="Default Paragraph Font"/>
     <w:uiPriority w:val="1"/>
-    <w:semiHidden/>
     <w:unhideWhenUsed/>
   </w:style>
   <w:style w:type="table" w:default="1" w:styleId="a3">

--- a/docs/экология_2025/Аныктама_кыргызча.docx
+++ b/docs/экология_2025/Аныктама_кыргызча.docx
@@ -348,7 +348,7 @@
               <w:rPr>
                 <w:sz w:val="16"/>
               </w:rPr>
-              <w:t>20</w:t>
+              <w:t>11,5</w:t>
             </w:r>
           </w:p>
         </w:tc>
@@ -402,7 +402,7 @@
               <w:rPr>
                 <w:sz w:val="16"/>
               </w:rPr>
-              <w:t>3</w:t>
+              <w:t>1,8</w:t>
             </w:r>
           </w:p>
         </w:tc>
@@ -564,7 +564,7 @@
               <w:rPr>
                 <w:sz w:val="16"/>
               </w:rPr>
-              <w:t>1,5</w:t>
+              <w:t>0,3</w:t>
             </w:r>
           </w:p>
         </w:tc>
@@ -672,7 +672,7 @@
               <w:rPr>
                 <w:sz w:val="16"/>
               </w:rPr>
-              <w:t>25</w:t>
+              <w:t>12</w:t>
             </w:r>
           </w:p>
         </w:tc>
@@ -834,7 +834,7 @@
               <w:rPr>
                 <w:sz w:val="16"/>
               </w:rPr>
-              <w:t>Тамактануу ашканада HealthFood менен келишим боюнча</w:t>
+              <w:t>Тамактануу ашканада HealthFood менен келишим боюнча (отходдорду ашкана утилдештирет)</w:t>
             </w:r>
           </w:p>
         </w:tc>
@@ -996,7 +996,7 @@
               <w:rPr>
                 <w:sz w:val="16"/>
               </w:rPr>
-              <w:t>15</w:t>
+              <w:t>0,84</w:t>
             </w:r>
           </w:p>
         </w:tc>
@@ -1208,7 +1208,7 @@
               <w:rPr>
                 <w:sz w:val="16"/>
               </w:rPr>
-              <w:t>РБУдан бетон аралашмасы</w:t>
+              <w:t>43</w:t>
             </w:r>
           </w:p>
         </w:tc>

--- a/docs/экология_2025/Аныктама_кыргызча.docx
+++ b/docs/экология_2025/Аныктама_кыргызча.docx
@@ -18,22 +18,171 @@
         <w:rPr>
           <w:sz w:val="20"/>
         </w:rPr>
-        <w:t>КР Жаратылыш ресурстары, экология жана техникалык көзөмөл министрлигинин</w:t>
+        <w:t xml:space="preserve">КР </w:t>
       </w:r>
+      <w:proofErr w:type="spellStart"/>
+      <w:r>
+        <w:rPr>
+          <w:sz w:val="20"/>
+        </w:rPr>
+        <w:t>Жаратылыш</w:t>
+      </w:r>
+      <w:proofErr w:type="spellEnd"/>
+      <w:r>
+        <w:rPr>
+          <w:sz w:val="20"/>
+        </w:rPr>
+        <w:t xml:space="preserve"> </w:t>
+      </w:r>
+      <w:proofErr w:type="spellStart"/>
+      <w:r>
+        <w:rPr>
+          <w:sz w:val="20"/>
+        </w:rPr>
+        <w:t>ресурстары</w:t>
+      </w:r>
+      <w:proofErr w:type="spellEnd"/>
+      <w:r>
+        <w:rPr>
+          <w:sz w:val="20"/>
+        </w:rPr>
+        <w:t xml:space="preserve">, </w:t>
+      </w:r>
+      <w:proofErr w:type="spellStart"/>
+      <w:r>
+        <w:rPr>
+          <w:sz w:val="20"/>
+        </w:rPr>
+        <w:t>экология</w:t>
+      </w:r>
+      <w:proofErr w:type="spellEnd"/>
+      <w:r>
+        <w:rPr>
+          <w:sz w:val="20"/>
+        </w:rPr>
+        <w:t xml:space="preserve"> </w:t>
+      </w:r>
+      <w:proofErr w:type="spellStart"/>
+      <w:r>
+        <w:rPr>
+          <w:sz w:val="20"/>
+        </w:rPr>
+        <w:t>жана</w:t>
+      </w:r>
+      <w:proofErr w:type="spellEnd"/>
+      <w:r>
+        <w:rPr>
+          <w:sz w:val="20"/>
+        </w:rPr>
+        <w:t xml:space="preserve"> </w:t>
+      </w:r>
+      <w:proofErr w:type="spellStart"/>
+      <w:r>
+        <w:rPr>
+          <w:sz w:val="20"/>
+        </w:rPr>
+        <w:t>техникалык</w:t>
+      </w:r>
+      <w:proofErr w:type="spellEnd"/>
+      <w:r>
+        <w:rPr>
+          <w:sz w:val="20"/>
+        </w:rPr>
+        <w:t xml:space="preserve"> </w:t>
+      </w:r>
+      <w:proofErr w:type="spellStart"/>
+      <w:r>
+        <w:rPr>
+          <w:sz w:val="20"/>
+        </w:rPr>
+        <w:t>көзөмөл</w:t>
+      </w:r>
+      <w:proofErr w:type="spellEnd"/>
+      <w:r>
+        <w:rPr>
+          <w:sz w:val="20"/>
+        </w:rPr>
+        <w:t xml:space="preserve"> </w:t>
+      </w:r>
+      <w:proofErr w:type="spellStart"/>
+      <w:r>
+        <w:rPr>
+          <w:sz w:val="20"/>
+        </w:rPr>
+        <w:t>министрлигинин</w:t>
+      </w:r>
+      <w:proofErr w:type="spellEnd"/>
       <w:r>
         <w:rPr>
           <w:sz w:val="20"/>
         </w:rPr>
         <w:br/>
-        <w:t>Талас регионалдык башкармалыгынын башчысы</w:t>
       </w:r>
+      <w:proofErr w:type="spellStart"/>
+      <w:r>
+        <w:rPr>
+          <w:sz w:val="20"/>
+        </w:rPr>
+        <w:t>Талас</w:t>
+      </w:r>
+      <w:proofErr w:type="spellEnd"/>
+      <w:r>
+        <w:rPr>
+          <w:sz w:val="20"/>
+        </w:rPr>
+        <w:t xml:space="preserve"> </w:t>
+      </w:r>
+      <w:proofErr w:type="spellStart"/>
+      <w:r>
+        <w:rPr>
+          <w:sz w:val="20"/>
+        </w:rPr>
+        <w:t>регионалдык</w:t>
+      </w:r>
+      <w:proofErr w:type="spellEnd"/>
+      <w:r>
+        <w:rPr>
+          <w:sz w:val="20"/>
+        </w:rPr>
+        <w:t xml:space="preserve"> </w:t>
+      </w:r>
+      <w:proofErr w:type="spellStart"/>
+      <w:r>
+        <w:rPr>
+          <w:sz w:val="20"/>
+        </w:rPr>
+        <w:t>башкармалыгынын</w:t>
+      </w:r>
+      <w:proofErr w:type="spellEnd"/>
+      <w:r>
+        <w:rPr>
+          <w:sz w:val="20"/>
+        </w:rPr>
+        <w:t xml:space="preserve"> </w:t>
+      </w:r>
+      <w:proofErr w:type="spellStart"/>
+      <w:r>
+        <w:rPr>
+          <w:sz w:val="20"/>
+        </w:rPr>
+        <w:t>башчысы</w:t>
+      </w:r>
+      <w:proofErr w:type="spellEnd"/>
       <w:r>
         <w:rPr>
           <w:sz w:val="20"/>
         </w:rPr>
         <w:br/>
-        <w:t>Р.Т. Акуловго</w:t>
+        <w:t xml:space="preserve">Р.Т. </w:t>
       </w:r>
+      <w:proofErr w:type="spellStart"/>
+      <w:r>
+        <w:rPr>
+          <w:sz w:val="20"/>
+        </w:rPr>
+        <w:t>Акуловго</w:t>
+      </w:r>
+      <w:proofErr w:type="spellEnd"/>
     </w:p>
     <w:p/>
     <w:p>
@@ -261,13 +410,31 @@
             <w:tcW w:w="2160" w:type="dxa"/>
           </w:tcPr>
           <w:p>
+            <w:proofErr w:type="spellStart"/>
             <w:r>
               <w:rPr>
                 <w:b/>
                 <w:sz w:val="18"/>
               </w:rPr>
-              <w:t>Көрсөткүчтүн аталышы</w:t>
-            </w:r>
+              <w:t>Көрсөткүчтүн</w:t>
+            </w:r>
+            <w:proofErr w:type="spellEnd"/>
+            <w:r>
+              <w:rPr>
+                <w:b/>
+                <w:sz w:val="18"/>
+              </w:rPr>
+              <w:t xml:space="preserve"> </w:t>
+            </w:r>
+            <w:proofErr w:type="spellStart"/>
+            <w:r>
+              <w:rPr>
+                <w:b/>
+                <w:sz w:val="18"/>
+              </w:rPr>
+              <w:t>аталышы</w:t>
+            </w:r>
+            <w:proofErr w:type="spellEnd"/>
           </w:p>
         </w:tc>
         <w:tc>
@@ -275,13 +442,31 @@
             <w:tcW w:w="2160" w:type="dxa"/>
           </w:tcPr>
           <w:p>
+            <w:proofErr w:type="spellStart"/>
             <w:r>
               <w:rPr>
                 <w:b/>
                 <w:sz w:val="18"/>
               </w:rPr>
-              <w:t>Өлчөм бирдиги</w:t>
-            </w:r>
+              <w:t>Өлчөм</w:t>
+            </w:r>
+            <w:proofErr w:type="spellEnd"/>
+            <w:r>
+              <w:rPr>
+                <w:b/>
+                <w:sz w:val="18"/>
+              </w:rPr>
+              <w:t xml:space="preserve"> </w:t>
+            </w:r>
+            <w:proofErr w:type="spellStart"/>
+            <w:r>
+              <w:rPr>
+                <w:b/>
+                <w:sz w:val="18"/>
+              </w:rPr>
+              <w:t>бирдиги</w:t>
+            </w:r>
+            <w:proofErr w:type="spellEnd"/>
           </w:p>
         </w:tc>
         <w:tc>
@@ -289,6 +474,7 @@
             <w:tcW w:w="2160" w:type="dxa"/>
           </w:tcPr>
           <w:p>
+            <w:proofErr w:type="spellStart"/>
             <w:r>
               <w:rPr>
                 <w:b/>
@@ -296,6 +482,7 @@
               </w:rPr>
               <w:t>Саны</w:t>
             </w:r>
+            <w:proofErr w:type="spellEnd"/>
           </w:p>
         </w:tc>
       </w:tr>
@@ -318,12 +505,42 @@
             <w:tcW w:w="2160" w:type="dxa"/>
           </w:tcPr>
           <w:p>
-            <w:r>
-              <w:rPr>
-                <w:sz w:val="16"/>
-              </w:rPr>
-              <w:t>Дизельдик күйүүчү май</w:t>
-            </w:r>
+            <w:proofErr w:type="spellStart"/>
+            <w:r>
+              <w:rPr>
+                <w:sz w:val="16"/>
+              </w:rPr>
+              <w:t>Дизельдик</w:t>
+            </w:r>
+            <w:proofErr w:type="spellEnd"/>
+            <w:r>
+              <w:rPr>
+                <w:sz w:val="16"/>
+              </w:rPr>
+              <w:t xml:space="preserve"> </w:t>
+            </w:r>
+            <w:proofErr w:type="spellStart"/>
+            <w:r>
+              <w:rPr>
+                <w:sz w:val="16"/>
+              </w:rPr>
+              <w:t>күйүүчү</w:t>
+            </w:r>
+            <w:proofErr w:type="spellEnd"/>
+            <w:r>
+              <w:rPr>
+                <w:sz w:val="16"/>
+              </w:rPr>
+              <w:t xml:space="preserve"> </w:t>
+            </w:r>
+            <w:proofErr w:type="spellStart"/>
+            <w:r>
+              <w:rPr>
+                <w:sz w:val="16"/>
+              </w:rPr>
+              <w:t>май</w:t>
+            </w:r>
+            <w:proofErr w:type="spellEnd"/>
           </w:p>
         </w:tc>
         <w:tc>
@@ -331,12 +548,14 @@
             <w:tcW w:w="2160" w:type="dxa"/>
           </w:tcPr>
           <w:p>
+            <w:proofErr w:type="spellStart"/>
             <w:r>
               <w:rPr>
                 <w:sz w:val="16"/>
               </w:rPr>
               <w:t>тн</w:t>
             </w:r>
+            <w:proofErr w:type="spellEnd"/>
           </w:p>
         </w:tc>
         <w:tc>
@@ -344,9 +563,18 @@
             <w:tcW w:w="2160" w:type="dxa"/>
           </w:tcPr>
           <w:p>
-            <w:r>
-              <w:rPr>
-                <w:sz w:val="16"/>
+            <w:pPr>
+              <w:rPr>
+                <w:sz w:val="16"/>
+                <w:szCs w:val="16"/>
+                <w:lang w:val="ru-RU"/>
+              </w:rPr>
+            </w:pPr>
+            <w:r>
+              <w:rPr>
+                <w:sz w:val="16"/>
+                <w:szCs w:val="16"/>
+                <w:lang w:val="ru-RU"/>
               </w:rPr>
               <w:t>11,5</w:t>
             </w:r>
@@ -372,12 +600,14 @@
             <w:tcW w:w="2160" w:type="dxa"/>
           </w:tcPr>
           <w:p>
+            <w:proofErr w:type="spellStart"/>
             <w:r>
               <w:rPr>
                 <w:sz w:val="16"/>
               </w:rPr>
               <w:t>Бензин</w:t>
             </w:r>
+            <w:proofErr w:type="spellEnd"/>
           </w:p>
         </w:tc>
         <w:tc>
@@ -385,12 +615,14 @@
             <w:tcW w:w="2160" w:type="dxa"/>
           </w:tcPr>
           <w:p>
+            <w:proofErr w:type="spellStart"/>
             <w:r>
               <w:rPr>
                 <w:sz w:val="16"/>
               </w:rPr>
               <w:t>тн</w:t>
             </w:r>
+            <w:proofErr w:type="spellEnd"/>
           </w:p>
         </w:tc>
         <w:tc>
@@ -398,9 +630,15 @@
             <w:tcW w:w="2160" w:type="dxa"/>
           </w:tcPr>
           <w:p>
-            <w:r>
-              <w:rPr>
-                <w:sz w:val="16"/>
+            <w:pPr>
+              <w:rPr>
+                <w:lang w:val="ru-RU"/>
+              </w:rPr>
+            </w:pPr>
+            <w:r>
+              <w:rPr>
+                <w:sz w:val="16"/>
+                <w:lang w:val="ru-RU"/>
               </w:rPr>
               <w:t>1,8</w:t>
             </w:r>
@@ -426,12 +664,14 @@
             <w:tcW w:w="2160" w:type="dxa"/>
           </w:tcPr>
           <w:p>
+            <w:proofErr w:type="spellStart"/>
             <w:r>
               <w:rPr>
                 <w:sz w:val="16"/>
               </w:rPr>
               <w:t>Көмүр</w:t>
             </w:r>
+            <w:proofErr w:type="spellEnd"/>
           </w:p>
         </w:tc>
         <w:tc>
@@ -439,12 +679,14 @@
             <w:tcW w:w="2160" w:type="dxa"/>
           </w:tcPr>
           <w:p>
+            <w:proofErr w:type="spellStart"/>
             <w:r>
               <w:rPr>
                 <w:sz w:val="16"/>
               </w:rPr>
               <w:t>тн</w:t>
             </w:r>
+            <w:proofErr w:type="spellEnd"/>
           </w:p>
         </w:tc>
         <w:tc>
@@ -480,12 +722,14 @@
             <w:tcW w:w="2160" w:type="dxa"/>
           </w:tcPr>
           <w:p>
+            <w:proofErr w:type="spellStart"/>
             <w:r>
               <w:rPr>
                 <w:sz w:val="16"/>
               </w:rPr>
               <w:t>Мазут</w:t>
             </w:r>
+            <w:proofErr w:type="spellEnd"/>
           </w:p>
         </w:tc>
         <w:tc>
@@ -493,12 +737,14 @@
             <w:tcW w:w="2160" w:type="dxa"/>
           </w:tcPr>
           <w:p>
+            <w:proofErr w:type="spellStart"/>
             <w:r>
               <w:rPr>
                 <w:sz w:val="16"/>
               </w:rPr>
               <w:t>кг</w:t>
             </w:r>
+            <w:proofErr w:type="spellEnd"/>
           </w:p>
         </w:tc>
         <w:tc>
@@ -534,12 +780,14 @@
             <w:tcW w:w="2160" w:type="dxa"/>
           </w:tcPr>
           <w:p>
+            <w:proofErr w:type="spellStart"/>
             <w:r>
               <w:rPr>
                 <w:sz w:val="16"/>
               </w:rPr>
               <w:t>Электрод</w:t>
             </w:r>
+            <w:proofErr w:type="spellEnd"/>
           </w:p>
         </w:tc>
         <w:tc>
@@ -547,12 +795,14 @@
             <w:tcW w:w="2160" w:type="dxa"/>
           </w:tcPr>
           <w:p>
+            <w:proofErr w:type="spellStart"/>
             <w:r>
               <w:rPr>
                 <w:sz w:val="16"/>
               </w:rPr>
               <w:t>тн</w:t>
             </w:r>
+            <w:proofErr w:type="spellEnd"/>
           </w:p>
         </w:tc>
         <w:tc>
@@ -560,9 +810,15 @@
             <w:tcW w:w="2160" w:type="dxa"/>
           </w:tcPr>
           <w:p>
-            <w:r>
-              <w:rPr>
-                <w:sz w:val="16"/>
+            <w:pPr>
+              <w:rPr>
+                <w:lang w:val="ru-RU"/>
+              </w:rPr>
+            </w:pPr>
+            <w:r>
+              <w:rPr>
+                <w:sz w:val="16"/>
+                <w:lang w:val="ru-RU"/>
               </w:rPr>
               <w:t>0,3</w:t>
             </w:r>
@@ -588,12 +844,28 @@
             <w:tcW w:w="2160" w:type="dxa"/>
           </w:tcPr>
           <w:p>
-            <w:r>
-              <w:rPr>
-                <w:sz w:val="16"/>
-              </w:rPr>
-              <w:t>Саркынды суулар</w:t>
-            </w:r>
+            <w:proofErr w:type="spellStart"/>
+            <w:r>
+              <w:rPr>
+                <w:sz w:val="16"/>
+              </w:rPr>
+              <w:t>Саркынды</w:t>
+            </w:r>
+            <w:proofErr w:type="spellEnd"/>
+            <w:r>
+              <w:rPr>
+                <w:sz w:val="16"/>
+              </w:rPr>
+              <w:t xml:space="preserve"> </w:t>
+            </w:r>
+            <w:proofErr w:type="spellStart"/>
+            <w:r>
+              <w:rPr>
+                <w:sz w:val="16"/>
+              </w:rPr>
+              <w:t>суулар</w:t>
+            </w:r>
+            <w:proofErr w:type="spellEnd"/>
           </w:p>
         </w:tc>
         <w:tc>
@@ -614,11 +886,24 @@
             <w:tcW w:w="2160" w:type="dxa"/>
           </w:tcPr>
           <w:p>
-            <w:r>
-              <w:rPr>
-                <w:sz w:val="16"/>
-              </w:rPr>
-              <w:t>18</w:t>
+            <w:pPr>
+              <w:rPr>
+                <w:lang w:val="ru-RU"/>
+              </w:rPr>
+            </w:pPr>
+            <w:r>
+              <w:rPr>
+                <w:sz w:val="16"/>
+                <w:lang w:val="ru-RU"/>
+              </w:rPr>
+              <w:t>1</w:t>
+            </w:r>
+            <w:r>
+              <w:rPr>
+                <w:sz w:val="16"/>
+                <w:lang w:val="ru-RU"/>
+              </w:rPr>
+              <w:t>8</w:t>
             </w:r>
           </w:p>
         </w:tc>
@@ -642,12 +927,14 @@
             <w:tcW w:w="2160" w:type="dxa"/>
           </w:tcPr>
           <w:p>
+            <w:proofErr w:type="spellStart"/>
             <w:r>
               <w:rPr>
                 <w:sz w:val="16"/>
               </w:rPr>
               <w:t>Таштанды-калдыктар</w:t>
             </w:r>
+            <w:proofErr w:type="spellEnd"/>
           </w:p>
         </w:tc>
         <w:tc>
@@ -655,12 +942,14 @@
             <w:tcW w:w="2160" w:type="dxa"/>
           </w:tcPr>
           <w:p>
+            <w:proofErr w:type="spellStart"/>
             <w:r>
               <w:rPr>
                 <w:sz w:val="16"/>
               </w:rPr>
               <w:t>тн</w:t>
             </w:r>
+            <w:proofErr w:type="spellEnd"/>
           </w:p>
         </w:tc>
         <w:tc>
@@ -668,11 +957,23 @@
             <w:tcW w:w="2160" w:type="dxa"/>
           </w:tcPr>
           <w:p>
-            <w:r>
-              <w:rPr>
-                <w:sz w:val="16"/>
-              </w:rPr>
-              <w:t>12</w:t>
+            <w:pPr>
+              <w:rPr>
+                <w:lang w:val="ru-RU"/>
+              </w:rPr>
+            </w:pPr>
+            <w:r>
+              <w:rPr>
+                <w:sz w:val="16"/>
+                <w:lang w:val="ru-RU"/>
+              </w:rPr>
+              <w:t>1</w:t>
+            </w:r>
+            <w:r>
+              <w:rPr>
+                <w:sz w:val="16"/>
+              </w:rPr>
+              <w:t>2</w:t>
             </w:r>
           </w:p>
         </w:tc>
@@ -696,12 +997,56 @@
             <w:tcW w:w="2160" w:type="dxa"/>
           </w:tcPr>
           <w:p>
-            <w:r>
-              <w:rPr>
-                <w:sz w:val="16"/>
-              </w:rPr>
-              <w:t>Абага чыгаруу булгоочу заттар</w:t>
-            </w:r>
+            <w:proofErr w:type="spellStart"/>
+            <w:r>
+              <w:rPr>
+                <w:sz w:val="16"/>
+              </w:rPr>
+              <w:t>Абага</w:t>
+            </w:r>
+            <w:proofErr w:type="spellEnd"/>
+            <w:r>
+              <w:rPr>
+                <w:sz w:val="16"/>
+              </w:rPr>
+              <w:t xml:space="preserve"> </w:t>
+            </w:r>
+            <w:proofErr w:type="spellStart"/>
+            <w:r>
+              <w:rPr>
+                <w:sz w:val="16"/>
+              </w:rPr>
+              <w:t>чыгаруу</w:t>
+            </w:r>
+            <w:proofErr w:type="spellEnd"/>
+            <w:r>
+              <w:rPr>
+                <w:sz w:val="16"/>
+              </w:rPr>
+              <w:t xml:space="preserve"> </w:t>
+            </w:r>
+            <w:proofErr w:type="spellStart"/>
+            <w:r>
+              <w:rPr>
+                <w:sz w:val="16"/>
+              </w:rPr>
+              <w:t>булгоочу</w:t>
+            </w:r>
+            <w:proofErr w:type="spellEnd"/>
+            <w:r>
+              <w:rPr>
+                <w:sz w:val="16"/>
+              </w:rPr>
+              <w:t xml:space="preserve"> </w:t>
+            </w:r>
+            <w:proofErr w:type="spellStart"/>
+            <w:r>
+              <w:rPr>
+                <w:sz w:val="16"/>
+              </w:rPr>
+              <w:t>заттар</w:t>
+            </w:r>
+            <w:proofErr w:type="spellEnd"/>
           </w:p>
         </w:tc>
         <w:tc>
@@ -750,12 +1095,42 @@
             <w:tcW w:w="2160" w:type="dxa"/>
           </w:tcPr>
           <w:p>
-            <w:r>
-              <w:rPr>
-                <w:sz w:val="16"/>
-              </w:rPr>
-              <w:t>Кызматкерлердин орточо саны</w:t>
-            </w:r>
+            <w:proofErr w:type="spellStart"/>
+            <w:r>
+              <w:rPr>
+                <w:sz w:val="16"/>
+              </w:rPr>
+              <w:t>Кызматкерлердин</w:t>
+            </w:r>
+            <w:proofErr w:type="spellEnd"/>
+            <w:r>
+              <w:rPr>
+                <w:sz w:val="16"/>
+              </w:rPr>
+              <w:t xml:space="preserve"> </w:t>
+            </w:r>
+            <w:proofErr w:type="spellStart"/>
+            <w:r>
+              <w:rPr>
+                <w:sz w:val="16"/>
+              </w:rPr>
+              <w:t>орточо</w:t>
+            </w:r>
+            <w:proofErr w:type="spellEnd"/>
+            <w:r>
+              <w:rPr>
+                <w:sz w:val="16"/>
+              </w:rPr>
+              <w:t xml:space="preserve"> </w:t>
+            </w:r>
+            <w:proofErr w:type="spellStart"/>
+            <w:r>
+              <w:rPr>
+                <w:sz w:val="16"/>
+              </w:rPr>
+              <w:t>саны</w:t>
+            </w:r>
+            <w:proofErr w:type="spellEnd"/>
           </w:p>
         </w:tc>
         <w:tc>
@@ -763,12 +1138,14 @@
             <w:tcW w:w="2160" w:type="dxa"/>
           </w:tcPr>
           <w:p>
+            <w:proofErr w:type="spellStart"/>
             <w:r>
               <w:rPr>
                 <w:sz w:val="16"/>
               </w:rPr>
               <w:t>адам</w:t>
             </w:r>
+            <w:proofErr w:type="spellEnd"/>
           </w:p>
         </w:tc>
         <w:tc>
@@ -804,12 +1181,42 @@
             <w:tcW w:w="2160" w:type="dxa"/>
           </w:tcPr>
           <w:p>
-            <w:r>
-              <w:rPr>
-                <w:sz w:val="16"/>
-              </w:rPr>
-              <w:t>Сатылган тамак-аштын саны</w:t>
-            </w:r>
+            <w:proofErr w:type="spellStart"/>
+            <w:r>
+              <w:rPr>
+                <w:sz w:val="16"/>
+              </w:rPr>
+              <w:t>Сатылган</w:t>
+            </w:r>
+            <w:proofErr w:type="spellEnd"/>
+            <w:r>
+              <w:rPr>
+                <w:sz w:val="16"/>
+              </w:rPr>
+              <w:t xml:space="preserve"> </w:t>
+            </w:r>
+            <w:proofErr w:type="spellStart"/>
+            <w:r>
+              <w:rPr>
+                <w:sz w:val="16"/>
+              </w:rPr>
+              <w:t>тамак-аштын</w:t>
+            </w:r>
+            <w:proofErr w:type="spellEnd"/>
+            <w:r>
+              <w:rPr>
+                <w:sz w:val="16"/>
+              </w:rPr>
+              <w:t xml:space="preserve"> </w:t>
+            </w:r>
+            <w:proofErr w:type="spellStart"/>
+            <w:r>
+              <w:rPr>
+                <w:sz w:val="16"/>
+              </w:rPr>
+              <w:t>саны</w:t>
+            </w:r>
+            <w:proofErr w:type="spellEnd"/>
           </w:p>
         </w:tc>
         <w:tc>
@@ -817,12 +1224,14 @@
             <w:tcW w:w="2160" w:type="dxa"/>
           </w:tcPr>
           <w:p>
+            <w:proofErr w:type="spellStart"/>
             <w:r>
               <w:rPr>
                 <w:sz w:val="16"/>
               </w:rPr>
               <w:t>даана</w:t>
             </w:r>
+            <w:proofErr w:type="spellEnd"/>
           </w:p>
         </w:tc>
         <w:tc>
@@ -830,11 +1239,154 @@
             <w:tcW w:w="2160" w:type="dxa"/>
           </w:tcPr>
           <w:p>
-            <w:r>
-              <w:rPr>
-                <w:sz w:val="16"/>
-              </w:rPr>
-              <w:t>Тамактануу ашканада HealthFood менен келишим боюнча (отходдорду ашкана утилдештирет)</w:t>
+            <w:pPr>
+              <w:rPr>
+                <w:lang w:val="ru-RU"/>
+              </w:rPr>
+            </w:pPr>
+            <w:proofErr w:type="spellStart"/>
+            <w:r>
+              <w:rPr>
+                <w:sz w:val="16"/>
+                <w:lang w:val="ru-RU"/>
+              </w:rPr>
+              <w:t>Тамактануу</w:t>
+            </w:r>
+            <w:proofErr w:type="spellEnd"/>
+            <w:r>
+              <w:rPr>
+                <w:sz w:val="16"/>
+                <w:lang w:val="ru-RU"/>
+              </w:rPr>
+              <w:t xml:space="preserve"> </w:t>
+            </w:r>
+            <w:proofErr w:type="spellStart"/>
+            <w:r>
+              <w:rPr>
+                <w:sz w:val="16"/>
+                <w:lang w:val="ru-RU"/>
+              </w:rPr>
+              <w:t>ашканада</w:t>
+            </w:r>
+            <w:proofErr w:type="spellEnd"/>
+            <w:r>
+              <w:rPr>
+                <w:sz w:val="16"/>
+                <w:lang w:val="ru-RU"/>
+              </w:rPr>
+              <w:t xml:space="preserve"> </w:t>
+            </w:r>
+            <w:proofErr w:type="spellStart"/>
+            <w:r>
+              <w:rPr>
+                <w:sz w:val="16"/>
+                <w:lang w:val="ru-RU"/>
+              </w:rPr>
+              <w:t>ХелсиФуд</w:t>
+            </w:r>
+            <w:proofErr w:type="spellEnd"/>
+            <w:r>
+              <w:rPr>
+                <w:sz w:val="16"/>
+                <w:lang w:val="ru-RU"/>
+              </w:rPr>
+              <w:t xml:space="preserve"> </w:t>
+            </w:r>
+            <w:proofErr w:type="spellStart"/>
+            <w:r>
+              <w:rPr>
+                <w:sz w:val="16"/>
+                <w:lang w:val="ru-RU"/>
+              </w:rPr>
+              <w:t>менен</w:t>
+            </w:r>
+            <w:proofErr w:type="spellEnd"/>
+            <w:r>
+              <w:rPr>
+                <w:sz w:val="16"/>
+                <w:lang w:val="ru-RU"/>
+              </w:rPr>
+              <w:t xml:space="preserve"> </w:t>
+            </w:r>
+            <w:proofErr w:type="spellStart"/>
+            <w:r>
+              <w:rPr>
+                <w:sz w:val="16"/>
+                <w:lang w:val="ru-RU"/>
+              </w:rPr>
+              <w:t>келишим</w:t>
+            </w:r>
+            <w:proofErr w:type="spellEnd"/>
+            <w:r>
+              <w:rPr>
+                <w:sz w:val="16"/>
+                <w:lang w:val="ru-RU"/>
+              </w:rPr>
+              <w:t xml:space="preserve"> </w:t>
+            </w:r>
+            <w:proofErr w:type="spellStart"/>
+            <w:r>
+              <w:rPr>
+                <w:sz w:val="16"/>
+                <w:lang w:val="ru-RU"/>
+              </w:rPr>
+              <w:t>боюнча</w:t>
+            </w:r>
+            <w:proofErr w:type="spellEnd"/>
+            <w:r>
+              <w:rPr>
+                <w:sz w:val="16"/>
+                <w:lang w:val="ru-RU"/>
+              </w:rPr>
+              <w:t xml:space="preserve"> (</w:t>
+            </w:r>
+            <w:proofErr w:type="spellStart"/>
+            <w:r>
+              <w:rPr>
+                <w:sz w:val="16"/>
+                <w:lang w:val="ru-RU"/>
+              </w:rPr>
+              <w:t>калдыктарды</w:t>
+            </w:r>
+            <w:proofErr w:type="spellEnd"/>
+            <w:r>
+              <w:rPr>
+                <w:sz w:val="16"/>
+                <w:lang w:val="ru-RU"/>
+              </w:rPr>
+              <w:t xml:space="preserve"> </w:t>
+            </w:r>
+            <w:proofErr w:type="spellStart"/>
+            <w:r>
+              <w:rPr>
+                <w:sz w:val="16"/>
+                <w:lang w:val="ru-RU"/>
+              </w:rPr>
+              <w:t>ашкана</w:t>
+            </w:r>
+            <w:proofErr w:type="spellEnd"/>
+            <w:r>
+              <w:rPr>
+                <w:sz w:val="16"/>
+                <w:lang w:val="ru-RU"/>
+              </w:rPr>
+              <w:t xml:space="preserve"> </w:t>
+            </w:r>
+            <w:proofErr w:type="spellStart"/>
+            <w:r>
+              <w:rPr>
+                <w:sz w:val="16"/>
+                <w:lang w:val="ru-RU"/>
+              </w:rPr>
+              <w:t>утилдештирет</w:t>
+            </w:r>
+            <w:proofErr w:type="spellEnd"/>
+            <w:r>
+              <w:rPr>
+                <w:sz w:val="16"/>
+                <w:lang w:val="ru-RU"/>
+              </w:rPr>
+              <w:t>)</w:t>
             </w:r>
           </w:p>
         </w:tc>
@@ -858,12 +1410,28 @@
             <w:tcW w:w="2160" w:type="dxa"/>
           </w:tcPr>
           <w:p>
-            <w:r>
-              <w:rPr>
-                <w:sz w:val="16"/>
-              </w:rPr>
-              <w:t>Колдонулган отун</w:t>
-            </w:r>
+            <w:proofErr w:type="spellStart"/>
+            <w:r>
+              <w:rPr>
+                <w:sz w:val="16"/>
+              </w:rPr>
+              <w:t>Колдонулган</w:t>
+            </w:r>
+            <w:proofErr w:type="spellEnd"/>
+            <w:r>
+              <w:rPr>
+                <w:sz w:val="16"/>
+              </w:rPr>
+              <w:t xml:space="preserve"> </w:t>
+            </w:r>
+            <w:proofErr w:type="spellStart"/>
+            <w:r>
+              <w:rPr>
+                <w:sz w:val="16"/>
+              </w:rPr>
+              <w:t>отун</w:t>
+            </w:r>
+            <w:proofErr w:type="spellEnd"/>
           </w:p>
         </w:tc>
         <w:tc>
@@ -912,12 +1480,56 @@
             <w:tcW w:w="2160" w:type="dxa"/>
           </w:tcPr>
           <w:p>
-            <w:r>
-              <w:rPr>
-                <w:sz w:val="16"/>
-              </w:rPr>
-              <w:t>Күнүнө жуулган автоунаалардын саны</w:t>
-            </w:r>
+            <w:proofErr w:type="spellStart"/>
+            <w:r>
+              <w:rPr>
+                <w:sz w:val="16"/>
+              </w:rPr>
+              <w:t>Күнүнө</w:t>
+            </w:r>
+            <w:proofErr w:type="spellEnd"/>
+            <w:r>
+              <w:rPr>
+                <w:sz w:val="16"/>
+              </w:rPr>
+              <w:t xml:space="preserve"> </w:t>
+            </w:r>
+            <w:proofErr w:type="spellStart"/>
+            <w:r>
+              <w:rPr>
+                <w:sz w:val="16"/>
+              </w:rPr>
+              <w:t>жуулган</w:t>
+            </w:r>
+            <w:proofErr w:type="spellEnd"/>
+            <w:r>
+              <w:rPr>
+                <w:sz w:val="16"/>
+              </w:rPr>
+              <w:t xml:space="preserve"> </w:t>
+            </w:r>
+            <w:proofErr w:type="spellStart"/>
+            <w:r>
+              <w:rPr>
+                <w:sz w:val="16"/>
+              </w:rPr>
+              <w:t>автоунаалардын</w:t>
+            </w:r>
+            <w:proofErr w:type="spellEnd"/>
+            <w:r>
+              <w:rPr>
+                <w:sz w:val="16"/>
+              </w:rPr>
+              <w:t xml:space="preserve"> </w:t>
+            </w:r>
+            <w:proofErr w:type="spellStart"/>
+            <w:r>
+              <w:rPr>
+                <w:sz w:val="16"/>
+              </w:rPr>
+              <w:t>саны</w:t>
+            </w:r>
+            <w:proofErr w:type="spellEnd"/>
           </w:p>
         </w:tc>
         <w:tc>
@@ -925,12 +1537,14 @@
             <w:tcW w:w="2160" w:type="dxa"/>
           </w:tcPr>
           <w:p>
+            <w:proofErr w:type="spellStart"/>
             <w:r>
               <w:rPr>
                 <w:sz w:val="16"/>
               </w:rPr>
               <w:t>даана</w:t>
             </w:r>
+            <w:proofErr w:type="spellEnd"/>
           </w:p>
         </w:tc>
         <w:tc>
@@ -966,12 +1580,28 @@
             <w:tcW w:w="2160" w:type="dxa"/>
           </w:tcPr>
           <w:p>
-            <w:r>
-              <w:rPr>
-                <w:sz w:val="16"/>
-              </w:rPr>
-              <w:t>Өндүрүштүк калдыктар</w:t>
-            </w:r>
+            <w:proofErr w:type="spellStart"/>
+            <w:r>
+              <w:rPr>
+                <w:sz w:val="16"/>
+              </w:rPr>
+              <w:t>Өндүрүштүк</w:t>
+            </w:r>
+            <w:proofErr w:type="spellEnd"/>
+            <w:r>
+              <w:rPr>
+                <w:sz w:val="16"/>
+              </w:rPr>
+              <w:t xml:space="preserve"> </w:t>
+            </w:r>
+            <w:proofErr w:type="spellStart"/>
+            <w:r>
+              <w:rPr>
+                <w:sz w:val="16"/>
+              </w:rPr>
+              <w:t>калдыктар</w:t>
+            </w:r>
+            <w:proofErr w:type="spellEnd"/>
           </w:p>
         </w:tc>
         <w:tc>
@@ -979,12 +1609,14 @@
             <w:tcW w:w="2160" w:type="dxa"/>
           </w:tcPr>
           <w:p>
+            <w:proofErr w:type="spellStart"/>
             <w:r>
               <w:rPr>
                 <w:sz w:val="16"/>
               </w:rPr>
               <w:t>тн</w:t>
             </w:r>
+            <w:proofErr w:type="spellEnd"/>
           </w:p>
         </w:tc>
         <w:tc>
@@ -992,9 +1624,15 @@
             <w:tcW w:w="2160" w:type="dxa"/>
           </w:tcPr>
           <w:p>
-            <w:r>
-              <w:rPr>
-                <w:sz w:val="16"/>
+            <w:pPr>
+              <w:rPr>
+                <w:lang w:val="ru-RU"/>
+              </w:rPr>
+            </w:pPr>
+            <w:r>
+              <w:rPr>
+                <w:sz w:val="16"/>
+                <w:lang w:val="ru-RU"/>
               </w:rPr>
               <w:t>0,84</w:t>
             </w:r>
@@ -1150,12 +1788,182 @@
             <w:tcW w:w="2160" w:type="dxa"/>
           </w:tcPr>
           <w:p>
-            <w:r>
-              <w:rPr>
-                <w:sz w:val="16"/>
-              </w:rPr>
-              <w:t>Калдыктарды чыгарууну «МАЙКАДАМ Сервис» ЖЧКсы Талас шаарынын Муниципалдык ишканасы менен келишим боюнча ишке ашырат</w:t>
-            </w:r>
+            <w:proofErr w:type="spellStart"/>
+            <w:r>
+              <w:rPr>
+                <w:sz w:val="16"/>
+              </w:rPr>
+              <w:t>Калдыктарды</w:t>
+            </w:r>
+            <w:proofErr w:type="spellEnd"/>
+            <w:r>
+              <w:rPr>
+                <w:sz w:val="16"/>
+              </w:rPr>
+              <w:t xml:space="preserve"> </w:t>
+            </w:r>
+            <w:proofErr w:type="spellStart"/>
+            <w:r>
+              <w:rPr>
+                <w:sz w:val="16"/>
+              </w:rPr>
+              <w:t>чыгарууну</w:t>
+            </w:r>
+            <w:proofErr w:type="spellEnd"/>
+            <w:r>
+              <w:rPr>
+                <w:sz w:val="16"/>
+              </w:rPr>
+              <w:t xml:space="preserve"> «МАЙКАДАМ </w:t>
+            </w:r>
+            <w:proofErr w:type="spellStart"/>
+            <w:r>
+              <w:rPr>
+                <w:sz w:val="16"/>
+              </w:rPr>
+              <w:t>Сервис</w:t>
+            </w:r>
+            <w:proofErr w:type="spellEnd"/>
+            <w:r>
+              <w:rPr>
+                <w:sz w:val="16"/>
+              </w:rPr>
+              <w:t xml:space="preserve">» </w:t>
+            </w:r>
+            <w:proofErr w:type="spellStart"/>
+            <w:r>
+              <w:rPr>
+                <w:sz w:val="16"/>
+              </w:rPr>
+              <w:t>ЖЧКсы</w:t>
+            </w:r>
+            <w:proofErr w:type="spellEnd"/>
+            <w:r>
+              <w:rPr>
+                <w:sz w:val="16"/>
+              </w:rPr>
+              <w:t xml:space="preserve"> </w:t>
+            </w:r>
+            <w:proofErr w:type="spellStart"/>
+            <w:r>
+              <w:rPr>
+                <w:sz w:val="16"/>
+              </w:rPr>
+              <w:t>Талас</w:t>
+            </w:r>
+            <w:proofErr w:type="spellEnd"/>
+            <w:r>
+              <w:rPr>
+                <w:sz w:val="16"/>
+              </w:rPr>
+              <w:t xml:space="preserve"> </w:t>
+            </w:r>
+            <w:proofErr w:type="spellStart"/>
+            <w:r>
+              <w:rPr>
+                <w:sz w:val="16"/>
+              </w:rPr>
+              <w:t>шаарынын</w:t>
+            </w:r>
+            <w:proofErr w:type="spellEnd"/>
+            <w:r>
+              <w:rPr>
+                <w:sz w:val="16"/>
+              </w:rPr>
+              <w:t xml:space="preserve"> </w:t>
+            </w:r>
+            <w:proofErr w:type="spellStart"/>
+            <w:r>
+              <w:rPr>
+                <w:sz w:val="16"/>
+              </w:rPr>
+              <w:t>Муниципалдык</w:t>
+            </w:r>
+            <w:proofErr w:type="spellEnd"/>
+            <w:r>
+              <w:rPr>
+                <w:sz w:val="16"/>
+              </w:rPr>
+              <w:t xml:space="preserve"> </w:t>
+            </w:r>
+            <w:proofErr w:type="spellStart"/>
+            <w:r>
+              <w:rPr>
+                <w:sz w:val="16"/>
+              </w:rPr>
+              <w:t>ишканасы</w:t>
+            </w:r>
+            <w:proofErr w:type="spellEnd"/>
+            <w:r>
+              <w:rPr>
+                <w:sz w:val="16"/>
+              </w:rPr>
+              <w:t xml:space="preserve"> </w:t>
+            </w:r>
+            <w:proofErr w:type="spellStart"/>
+            <w:r>
+              <w:rPr>
+                <w:sz w:val="16"/>
+              </w:rPr>
+              <w:t>менен</w:t>
+            </w:r>
+            <w:proofErr w:type="spellEnd"/>
+            <w:r>
+              <w:rPr>
+                <w:sz w:val="16"/>
+              </w:rPr>
+              <w:t xml:space="preserve"> </w:t>
+            </w:r>
+            <w:proofErr w:type="spellStart"/>
+            <w:r>
+              <w:rPr>
+                <w:sz w:val="16"/>
+              </w:rPr>
+              <w:t>келишим</w:t>
+            </w:r>
+            <w:proofErr w:type="spellEnd"/>
+            <w:r>
+              <w:rPr>
+                <w:sz w:val="16"/>
+              </w:rPr>
+              <w:t xml:space="preserve"> </w:t>
+            </w:r>
+            <w:proofErr w:type="spellStart"/>
+            <w:r>
+              <w:rPr>
+                <w:sz w:val="16"/>
+              </w:rPr>
+              <w:t>боюнча</w:t>
+            </w:r>
+            <w:proofErr w:type="spellEnd"/>
+            <w:r>
+              <w:rPr>
+                <w:sz w:val="16"/>
+              </w:rPr>
+              <w:t xml:space="preserve"> </w:t>
+            </w:r>
+            <w:proofErr w:type="spellStart"/>
+            <w:r>
+              <w:rPr>
+                <w:sz w:val="16"/>
+              </w:rPr>
+              <w:t>ишке</w:t>
+            </w:r>
+            <w:proofErr w:type="spellEnd"/>
+            <w:r>
+              <w:rPr>
+                <w:sz w:val="16"/>
+              </w:rPr>
+              <w:t xml:space="preserve"> </w:t>
+            </w:r>
+            <w:proofErr w:type="spellStart"/>
+            <w:r>
+              <w:rPr>
+                <w:sz w:val="16"/>
+              </w:rPr>
+              <w:t>ашырат</w:t>
+            </w:r>
+            <w:proofErr w:type="spellEnd"/>
           </w:p>
         </w:tc>
       </w:tr>
@@ -1178,12 +1986,28 @@
             <w:tcW w:w="2160" w:type="dxa"/>
           </w:tcPr>
           <w:p>
-            <w:r>
-              <w:rPr>
-                <w:sz w:val="16"/>
-              </w:rPr>
-              <w:t>Колдонулган цемент</w:t>
-            </w:r>
+            <w:proofErr w:type="spellStart"/>
+            <w:r>
+              <w:rPr>
+                <w:sz w:val="16"/>
+              </w:rPr>
+              <w:t>Колдонулган</w:t>
+            </w:r>
+            <w:proofErr w:type="spellEnd"/>
+            <w:r>
+              <w:rPr>
+                <w:sz w:val="16"/>
+              </w:rPr>
+              <w:t xml:space="preserve"> </w:t>
+            </w:r>
+            <w:proofErr w:type="spellStart"/>
+            <w:r>
+              <w:rPr>
+                <w:sz w:val="16"/>
+              </w:rPr>
+              <w:t>цемент</w:t>
+            </w:r>
+            <w:proofErr w:type="spellEnd"/>
           </w:p>
         </w:tc>
         <w:tc>
@@ -1191,12 +2015,14 @@
             <w:tcW w:w="2160" w:type="dxa"/>
           </w:tcPr>
           <w:p>
+            <w:proofErr w:type="spellStart"/>
             <w:r>
               <w:rPr>
                 <w:sz w:val="16"/>
               </w:rPr>
               <w:t>тн</w:t>
             </w:r>
+            <w:proofErr w:type="spellEnd"/>
           </w:p>
         </w:tc>
         <w:tc>
@@ -1204,9 +2030,15 @@
             <w:tcW w:w="2160" w:type="dxa"/>
           </w:tcPr>
           <w:p>
-            <w:r>
-              <w:rPr>
-                <w:sz w:val="16"/>
+            <w:pPr>
+              <w:rPr>
+                <w:lang w:val="ru-RU"/>
+              </w:rPr>
+            </w:pPr>
+            <w:r>
+              <w:rPr>
+                <w:sz w:val="16"/>
+                <w:lang w:val="ru-RU"/>
               </w:rPr>
               <w:t>43</w:t>
             </w:r>
@@ -1232,12 +2064,28 @@
             <w:tcW w:w="2160" w:type="dxa"/>
           </w:tcPr>
           <w:p>
-            <w:r>
-              <w:rPr>
-                <w:sz w:val="16"/>
-              </w:rPr>
-              <w:t>Тазаланган фасоль</w:t>
-            </w:r>
+            <w:proofErr w:type="spellStart"/>
+            <w:r>
+              <w:rPr>
+                <w:sz w:val="16"/>
+              </w:rPr>
+              <w:t>Тазаланган</w:t>
+            </w:r>
+            <w:proofErr w:type="spellEnd"/>
+            <w:r>
+              <w:rPr>
+                <w:sz w:val="16"/>
+              </w:rPr>
+              <w:t xml:space="preserve"> </w:t>
+            </w:r>
+            <w:proofErr w:type="spellStart"/>
+            <w:r>
+              <w:rPr>
+                <w:sz w:val="16"/>
+              </w:rPr>
+              <w:t>фасоль</w:t>
+            </w:r>
+            <w:proofErr w:type="spellEnd"/>
           </w:p>
         </w:tc>
         <w:tc>
@@ -1245,12 +2093,14 @@
             <w:tcW w:w="2160" w:type="dxa"/>
           </w:tcPr>
           <w:p>
+            <w:proofErr w:type="spellStart"/>
             <w:r>
               <w:rPr>
                 <w:sz w:val="16"/>
               </w:rPr>
               <w:t>тн</w:t>
             </w:r>
+            <w:proofErr w:type="spellEnd"/>
           </w:p>
         </w:tc>
         <w:tc>
@@ -1289,8 +2139,13 @@
       <w:pPr>
         <w:spacing w:after="0" w:line="240" w:lineRule="auto"/>
       </w:pPr>
+      <w:proofErr w:type="spellStart"/>
       <w:r>
-        <w:t>Реквизиттер:</w:t>
+        <w:t>Реквизиттер</w:t>
+      </w:r>
+      <w:proofErr w:type="spellEnd"/>
+      <w:r>
+        <w:t>:</w:t>
       </w:r>
     </w:p>
     <w:p>
@@ -1298,8 +2153,21 @@
         <w:spacing w:after="0" w:line="240" w:lineRule="auto"/>
       </w:pPr>
       <w:r>
-        <w:t>ОсОО «АйБиКон» филиалы КРде</w:t>
+        <w:t xml:space="preserve">ОсОО «АйБиКон» </w:t>
       </w:r>
+      <w:proofErr w:type="spellStart"/>
+      <w:r>
+        <w:t>филиалы</w:t>
+      </w:r>
+      <w:proofErr w:type="spellEnd"/>
+      <w:r>
+        <w:t xml:space="preserve"> </w:t>
+      </w:r>
+      <w:proofErr w:type="spellStart"/>
+      <w:r>
+        <w:t>КРде</w:t>
+      </w:r>
+      <w:proofErr w:type="spellEnd"/>
     </w:p>
     <w:p>
       <w:pPr>
@@ -2210,6 +3078,7 @@
   <w:style w:type="character" w:default="1" w:styleId="a2">
     <w:name w:val="Default Paragraph Font"/>
     <w:uiPriority w:val="1"/>
+    <w:semiHidden/>
     <w:unhideWhenUsed/>
   </w:style>
   <w:style w:type="table" w:default="1" w:styleId="a3">
